--- a/laravel-app/database/data/internship/handbooks/intercom/Beyond_Intercom_Internship_Day_124_Student_Handbook.docx
+++ b/laravel-app/database/data/internship/handbooks/intercom/Beyond_Intercom_Internship_Day_124_Student_Handbook.docx
@@ -38,7 +38,7 @@
           <w:color w:val="1E293B"/>
           <w:sz w:val="28"/>
         </w:rPr>
-        <w:t>Networked Intercom Concepts</w:t>
+        <w:t>Noise Hum Distortion And Echo — Configuration Lab</w:t>
       </w:r>
     </w:p>
     <w:p>
@@ -50,7 +50,7 @@
           <w:b w:val="0"/>
           <w:sz w:val="22"/>
         </w:rPr>
-        <w:t>Troubleshoot. Full student study guide and practical laboratory manual for Beyond Enterprise interns.</w:t>
+        <w:t>Guided laboratory. Full student study guide and practical laboratory manual for Beyond Enterprise interns.</w:t>
       </w:r>
     </w:p>
     <w:tbl>
@@ -141,7 +141,7 @@
               <w:rPr>
                 <w:sz w:val="18"/>
               </w:rPr>
-              <w:t>Troubleshoot</w:t>
+              <w:t>Guided laboratory</w:t>
             </w:r>
           </w:p>
         </w:tc>
@@ -154,7 +154,7 @@
               <w:rPr>
                 <w:sz w:val="18"/>
               </w:rPr>
-              <w:t>advanced</w:t>
+              <w:t>intermediate</w:t>
             </w:r>
           </w:p>
         </w:tc>
@@ -167,7 +167,7 @@
               <w:rPr>
                 <w:sz w:val="18"/>
               </w:rPr>
-              <w:t>8 hours</w:t>
+              <w:t>8.0 hours</w:t>
             </w:r>
           </w:p>
         </w:tc>
@@ -180,7 +180,7 @@
               <w:rPr>
                 <w:sz w:val="18"/>
               </w:rPr>
-              <w:t>Beyond wired/wireless intercom equipment and laptop-based communication tools</w:t>
+              <w:t xml:space="preserve">Beyond wired/wireless intercom equipment, laptop-based communication tools, intercom lab, </w:t>
             </w:r>
           </w:p>
         </w:tc>
@@ -198,7 +198,7 @@
           <w:color w:val="0B3F90"/>
           <w:sz w:val="20"/>
         </w:rPr>
-        <w:t>Day 124 objective  Complete the troubleshoot for Networked Intercom Concepts: Apply networked intercom concepts safely and explain the result in a professional technical report.</w:t>
+        <w:t>Day 124 objective  Complete the guided laboratory for Noise Hum Distortion And Echo — Configuration Lab: Complete a supervised applied lab for noise hum distortion and echo, record expected versus observed results, diagnose one controlled fault, and restore the approved state.</w:t>
       </w:r>
     </w:p>
     <w:p>
@@ -270,7 +270,7 @@
           <w:b w:val="0"/>
           <w:sz w:val="22"/>
         </w:rPr>
-        <w:t>Submit: Fault table with symptom, test, cause and fix; before/after screenshots or photos; final verification..</w:t>
+        <w:t>Submit: Baseline evidence, completed practical artifact, independent verification, safety/restoration record, and short professional report..</w:t>
       </w:r>
     </w:p>
     <w:p>
@@ -364,7 +364,7 @@
               <w:rPr>
                 <w:sz w:val="18"/>
               </w:rPr>
-              <w:t>0:00–0:25</w:t>
+              <w:t>0:00–0:30</w:t>
             </w:r>
           </w:p>
         </w:tc>
@@ -377,7 +377,7 @@
               <w:rPr>
                 <w:sz w:val="18"/>
               </w:rPr>
-              <w:t>Confirm healthy baseline</w:t>
+              <w:t>Assessment brief + rubric review</w:t>
             </w:r>
           </w:p>
         </w:tc>
@@ -390,7 +390,7 @@
               <w:rPr>
                 <w:sz w:val="18"/>
               </w:rPr>
-              <w:t>Baseline evidence</w:t>
+              <w:t>Plan</w:t>
             </w:r>
           </w:p>
         </w:tc>
@@ -405,7 +405,7 @@
               <w:rPr>
                 <w:sz w:val="18"/>
               </w:rPr>
-              <w:t>0:25–2:00</w:t>
+              <w:t>0:30–2:30</w:t>
             </w:r>
           </w:p>
         </w:tc>
@@ -418,7 +418,7 @@
               <w:rPr>
                 <w:sz w:val="18"/>
               </w:rPr>
-              <w:t>Fault A diagnose → fix</w:t>
+              <w:t>End-to-end demonstration</w:t>
             </w:r>
           </w:p>
         </w:tc>
@@ -431,7 +431,7 @@
               <w:rPr>
                 <w:sz w:val="18"/>
               </w:rPr>
-              <w:t>Fault log A</w:t>
+              <w:t>Demo evidence</w:t>
             </w:r>
           </w:p>
         </w:tc>
@@ -446,7 +446,7 @@
               <w:rPr>
                 <w:sz w:val="18"/>
               </w:rPr>
-              <w:t>2:00–2:15</w:t>
+              <w:t>2:30–2:45</w:t>
             </w:r>
           </w:p>
         </w:tc>
@@ -487,7 +487,7 @@
               <w:rPr>
                 <w:sz w:val="18"/>
               </w:rPr>
-              <w:t>2:15–3:45</w:t>
+              <w:t>2:45–4:15</w:t>
             </w:r>
           </w:p>
         </w:tc>
@@ -500,7 +500,7 @@
               <w:rPr>
                 <w:sz w:val="18"/>
               </w:rPr>
-              <w:t>Fault B diagnose → fix</w:t>
+              <w:t>Self-score against rubric</w:t>
             </w:r>
           </w:p>
         </w:tc>
@@ -513,7 +513,7 @@
               <w:rPr>
                 <w:sz w:val="18"/>
               </w:rPr>
-              <w:t>Fault log B</w:t>
+              <w:t>Self-score sheet</w:t>
             </w:r>
           </w:p>
         </w:tc>
@@ -528,7 +528,7 @@
               <w:rPr>
                 <w:sz w:val="18"/>
               </w:rPr>
-              <w:t>3:45–5:00</w:t>
+              <w:t>4:15–5:45</w:t>
             </w:r>
           </w:p>
         </w:tc>
@@ -541,7 +541,7 @@
               <w:rPr>
                 <w:sz w:val="18"/>
               </w:rPr>
-              <w:t>Independent verification</w:t>
+              <w:t>Reflection: wins, failures, next steps</w:t>
             </w:r>
           </w:p>
         </w:tc>
@@ -554,7 +554,7 @@
               <w:rPr>
                 <w:sz w:val="18"/>
               </w:rPr>
-              <w:t>Rerun proof</w:t>
+              <w:t>Reflection</w:t>
             </w:r>
           </w:p>
         </w:tc>
@@ -569,7 +569,7 @@
               <w:rPr>
                 <w:sz w:val="18"/>
               </w:rPr>
-              <w:t>5:00–6:30</w:t>
+              <w:t>5:45–8:00</w:t>
             </w:r>
           </w:p>
         </w:tc>
@@ -582,7 +582,7 @@
               <w:rPr>
                 <w:sz w:val="18"/>
               </w:rPr>
-              <w:t>Incident-style report</w:t>
+              <w:t>Final evidence pack + report</w:t>
             </w:r>
           </w:p>
         </w:tc>
@@ -595,48 +595,7 @@
               <w:rPr>
                 <w:sz w:val="18"/>
               </w:rPr>
-              <w:t>Report</w:t>
-            </w:r>
-          </w:p>
-        </w:tc>
-      </w:tr>
-      <w:tr>
-        <w:tc>
-          <w:tcPr>
-            <w:tcW w:type="dxa" w:w="3408"/>
-          </w:tcPr>
-          <w:p>
-            <w:r>
-              <w:rPr>
-                <w:sz w:val="18"/>
-              </w:rPr>
-              <w:t>6:30–8:00</w:t>
-            </w:r>
-          </w:p>
-        </w:tc>
-        <w:tc>
-          <w:tcPr>
-            <w:tcW w:type="dxa" w:w="3408"/>
-          </w:tcPr>
-          <w:p>
-            <w:r>
-              <w:rPr>
-                <w:sz w:val="18"/>
-              </w:rPr>
-              <w:t>Five-minute failure drill + submit</w:t>
-            </w:r>
-          </w:p>
-        </w:tc>
-        <w:tc>
-          <w:tcPr>
-            <w:tcW w:type="dxa" w:w="3408"/>
-          </w:tcPr>
-          <w:p>
-            <w:r>
-              <w:rPr>
-                <w:sz w:val="18"/>
-              </w:rPr>
-              <w:t>Ready pack</w:t>
+              <w:t>Submission</w:t>
             </w:r>
           </w:p>
         </w:tc>
@@ -660,7 +619,7 @@
           <w:b w:val="0"/>
           <w:sz w:val="20"/>
         </w:rPr>
-        <w:t>Curriculum objective (source of truth): Apply networked intercom concepts safely and explain the result in a professional technical report.</w:t>
+        <w:t>Curriculum objective (source of truth): Complete a supervised applied lab for noise hum distortion and echo, record expected versus observed results, diagnose one controlled fault, and restore the approved state.</w:t>
       </w:r>
     </w:p>
     <w:p>
@@ -672,7 +631,7 @@
           <w:b w:val="0"/>
           <w:sz w:val="22"/>
         </w:rPr>
-        <w:t>Explain Networked Intercom Concepts to a supervisor in under two minutes.</w:t>
+        <w:t>Explain Noise Hum Distortion And Echo — Configuration Lab to a supervisor in under two minutes.</w:t>
       </w:r>
     </w:p>
     <w:p>
@@ -684,7 +643,7 @@
           <w:b w:val="0"/>
           <w:sz w:val="22"/>
         </w:rPr>
-        <w:t>Configure or verify the approved tools required for Networked Intercom Concepts.</w:t>
+        <w:t>Configure or verify the approved tools required for Noise Hum Distortion And Echo — Configuration Lab.</w:t>
       </w:r>
     </w:p>
     <w:p>
@@ -696,7 +655,7 @@
           <w:b w:val="0"/>
           <w:sz w:val="22"/>
         </w:rPr>
-        <w:t>Implement or perform the troubleshoot practical for this topic.</w:t>
+        <w:t>Implement or perform the guided laboratory practical for this topic.</w:t>
       </w:r>
     </w:p>
     <w:p>
@@ -752,7 +711,7 @@
           <w:b w:val="0"/>
           <w:sz w:val="22"/>
         </w:rPr>
-        <w:t>Define the professional meaning of “Networked Intercom Concepts” before you use tools. Do not split the title into meaningless words. Connect each concept to today's practical action.</w:t>
+        <w:t>Define the professional meaning of “Noise Hum Distortion And Echo — Configuration Lab” before you use tools. Do not split the title into meaningless words. Connect each concept to today's practical action.</w:t>
       </w:r>
     </w:p>
     <w:tbl>
@@ -860,7 +819,7 @@
               <w:rPr>
                 <w:sz w:val="18"/>
               </w:rPr>
-              <w:t>Layered models</w:t>
+              <w:t>Core topic skill</w:t>
             </w:r>
           </w:p>
         </w:tc>
@@ -873,7 +832,7 @@
               <w:rPr>
                 <w:sz w:val="18"/>
               </w:rPr>
-              <w:t>Separate physical, link, network, transport concerns</w:t>
+              <w:t>Professional practice for Noise Hum Distortion And Echo — Configuration Lab</w:t>
             </w:r>
           </w:p>
         </w:tc>
@@ -886,7 +845,7 @@
               <w:rPr>
                 <w:sz w:val="18"/>
               </w:rPr>
-              <w:t>Map today's lab to OSI/TCP-IP</w:t>
+              <w:t>Complete today's practical objective</w:t>
             </w:r>
           </w:p>
         </w:tc>
@@ -899,7 +858,7 @@
               <w:rPr>
                 <w:sz w:val="18"/>
               </w:rPr>
-              <w:t>Misplacing the fault layer</w:t>
+              <w:t>Shallow buzzword-only work</w:t>
             </w:r>
           </w:p>
         </w:tc>
@@ -912,7 +871,7 @@
               <w:rPr>
                 <w:sz w:val="18"/>
               </w:rPr>
-              <w:t>Structured troubleshooting top-down/bottom-up</w:t>
+              <w:t>Demonstrate with evidence</w:t>
             </w:r>
           </w:p>
         </w:tc>
@@ -927,7 +886,7 @@
               <w:rPr>
                 <w:sz w:val="18"/>
               </w:rPr>
-              <w:t>Addressing plan</w:t>
+              <w:t>Tool discipline</w:t>
             </w:r>
           </w:p>
         </w:tc>
@@ -940,7 +899,7 @@
               <w:rPr>
                 <w:sz w:val="18"/>
               </w:rPr>
-              <w:t>Who gets which address/mask/gateway</w:t>
+              <w:t>Use only approved tools/versions</w:t>
             </w:r>
           </w:p>
         </w:tc>
@@ -953,7 +912,7 @@
               <w:rPr>
                 <w:sz w:val="18"/>
               </w:rPr>
-              <w:t>Document IP plan before changes</w:t>
+              <w:t>Verify tools before lab</w:t>
             </w:r>
           </w:p>
         </w:tc>
@@ -966,7 +925,7 @@
               <w:rPr>
                 <w:sz w:val="18"/>
               </w:rPr>
-              <w:t>Duplicate IPs / wrong mask</w:t>
+              <w:t>Unapproved downloads</w:t>
             </w:r>
           </w:p>
         </w:tc>
@@ -979,7 +938,7 @@
               <w:rPr>
                 <w:sz w:val="18"/>
               </w:rPr>
-              <w:t>Written plan + ping/traceroute verify</w:t>
+              <w:t>Official sources only</w:t>
             </w:r>
           </w:p>
         </w:tc>
@@ -994,7 +953,7 @@
               <w:rPr>
                 <w:sz w:val="18"/>
               </w:rPr>
-              <w:t>Change control</w:t>
+              <w:t>Professional documentation</w:t>
             </w:r>
           </w:p>
         </w:tc>
@@ -1007,7 +966,7 @@
               <w:rPr>
                 <w:sz w:val="18"/>
               </w:rPr>
-              <w:t>Record what changed and how to roll back</w:t>
+              <w:t>Clear enough for handover</w:t>
             </w:r>
           </w:p>
         </w:tc>
@@ -1020,7 +979,7 @@
               <w:rPr>
                 <w:sz w:val="18"/>
               </w:rPr>
-              <w:t>Lab journal entry</w:t>
+              <w:t>Write procedure + results</w:t>
             </w:r>
           </w:p>
         </w:tc>
@@ -1033,7 +992,7 @@
               <w:rPr>
                 <w:sz w:val="18"/>
               </w:rPr>
-              <w:t>Undocumented cable/IP edits</w:t>
+              <w:t>Undocumented changes</w:t>
             </w:r>
           </w:p>
         </w:tc>
@@ -1046,7 +1005,7 @@
               <w:rPr>
                 <w:sz w:val="18"/>
               </w:rPr>
-              <w:t>Before/after notes</w:t>
+              <w:t>README + report template</w:t>
             </w:r>
           </w:p>
         </w:tc>
@@ -1307,7 +1266,7 @@
           <w:b w:val="0"/>
           <w:sz w:val="22"/>
         </w:rPr>
-        <w:t>Tools available: Beyond wired/wireless intercom equipment and laptop-based communication tools.</w:t>
+        <w:t>Tools available: Beyond wired/wireless intercom equipment, laptop-based communication tools, intercom lab, cable tester, approved meter, logs.</w:t>
       </w:r>
     </w:p>
     <w:p>
@@ -1422,7 +1381,7 @@
               <w:rPr>
                 <w:sz w:val="18"/>
               </w:rPr>
-              <w:t>Beyond wired/wireless intercom equipment and laptop-based communication tools</w:t>
+              <w:t>Beyond wired/wireless intercom equipment, laptop-based communication tools, intercom lab, cable tester, approved meter, logs</w:t>
             </w:r>
           </w:p>
         </w:tc>
@@ -1475,7 +1434,7 @@
           <w:b w:val="0"/>
           <w:sz w:val="18"/>
         </w:rPr>
-        <w:t>└── Day_124_Networked_Intercom_Concepts/</w:t>
+        <w:t>└── Day_124_Noise_Hum_Distortion_And_Echo_Configuration_Lab/</w:t>
       </w:r>
     </w:p>
     <w:p>
@@ -1649,7 +1608,7 @@
           <w:color w:val="0B3F90"/>
           <w:sz w:val="24"/>
         </w:rPr>
-        <w:t>Troubleshoot: Networked Intercom Concepts</w:t>
+        <w:t>Guided laboratory: Noise Hum Distortion And Echo — Configuration Lab</w:t>
       </w:r>
     </w:p>
     <w:p>
@@ -1673,7 +1632,7 @@
           <w:b w:val="0"/>
           <w:sz w:val="20"/>
         </w:rPr>
-        <w:t>• The supervisor will provide or enable faults related to networked intercom concepts. Diagnose systematically, correct them, and preserve before/after evidence.</w:t>
+        <w:t>• Review the Day 124 scope, prerequisite from Day 123, and supervisor instructions before touching software, accounts, cables, power, rigging, networks, or equipment.</w:t>
       </w:r>
     </w:p>
     <w:p>
@@ -1685,7 +1644,7 @@
           <w:b w:val="0"/>
           <w:sz w:val="20"/>
         </w:rPr>
-        <w:t>• Work only in an authorized lab, VM or on equipment assigned by Beyond.</w:t>
+        <w:t>• Confirm the authorized lab/equipment boundary, owner, asset IDs, workspace condition, backup/rollback state, emergency procedure, and any PPE or spotter requirement.</w:t>
       </w:r>
     </w:p>
     <w:p>
@@ -1697,7 +1656,79 @@
           <w:b w:val="0"/>
           <w:sz w:val="20"/>
         </w:rPr>
-        <w:t>• Keep time entries truthful and ask the supervisor before changing production equipment.</w:t>
+        <w:t>• Verify only the approved tools for today: Beyond wired/wireless intercom equipment, laptop-based communication tools, intercom lab, cable tester, approved meter, logs. Record versions, firmware, serial/asset references, calibration status, or configuration as relevant. Avoid unnecessary installation or updates.</w:t>
+      </w:r>
+    </w:p>
+    <w:p>
+      <w:pPr>
+        <w:spacing w:after="120"/>
+      </w:pPr>
+      <w:r>
+        <w:rPr>
+          <w:b w:val="0"/>
+          <w:sz w:val="20"/>
+        </w:rPr>
+        <w:t>• Create Day_124_noise_hum_distortion_and_echo__configuration_lab with evidence, diagrams or src, checklists or tests, output, and report folders.</w:t>
+      </w:r>
+    </w:p>
+    <w:p>
+      <w:pPr>
+        <w:spacing w:after="120"/>
+      </w:pPr>
+      <w:r>
+        <w:rPr>
+          <w:b w:val="0"/>
+          <w:sz w:val="20"/>
+        </w:rPr>
+        <w:t>• Capture a privacy-reviewed baseline photograph/screenshot and record expected result, measurement units, acceptance limit, and stop condition.</w:t>
+      </w:r>
+    </w:p>
+    <w:p>
+      <w:pPr>
+        <w:spacing w:after="120"/>
+      </w:pPr>
+      <w:r>
+        <w:rPr>
+          <w:b w:val="0"/>
+          <w:sz w:val="20"/>
+        </w:rPr>
+        <w:t>• Complete the practical objective: Complete a supervised applied lab for noise hum distortion and echo, record expected versus observed results, diagnose one controlled fault, and restore the approved state.</w:t>
+      </w:r>
+    </w:p>
+    <w:p>
+      <w:pPr>
+        <w:spacing w:after="120"/>
+      </w:pPr>
+      <w:r>
+        <w:rPr>
+          <w:b w:val="0"/>
+          <w:sz w:val="20"/>
+        </w:rPr>
+        <w:t>• Introduce or analyze only an approved controlled fault/edge case. Troubleshoot systematically, preserve evidence, and return the lab/equipment to its approved state.</w:t>
+      </w:r>
+    </w:p>
+    <w:p>
+      <w:pPr>
+        <w:spacing w:after="120"/>
+      </w:pPr>
+      <w:r>
+        <w:rPr>
+          <w:b w:val="0"/>
+          <w:sz w:val="20"/>
+        </w:rPr>
+        <w:t>• Verify independently through a second instrument/path/test, clean rerun, configuration comparison, peer check, or supervisor sign-off. Distinguish evidence from proof.</w:t>
+      </w:r>
+    </w:p>
+    <w:p>
+      <w:pPr>
+        <w:spacing w:after="120"/>
+      </w:pPr>
+      <w:r>
+        <w:rPr>
+          <w:b w:val="0"/>
+          <w:sz w:val="20"/>
+        </w:rPr>
+        <w:t>• Complete the discipline safety/ethics checklist, inventory/custody or cleanup check, and a professional report with honest limitations and assistance disclosure.</w:t>
       </w:r>
     </w:p>
     <w:p>
@@ -1737,7 +1768,7 @@
           <w:b w:val="0"/>
           <w:sz w:val="18"/>
         </w:rPr>
-        <w:t># Topic: Networked Intercom Concepts</w:t>
+        <w:t># Topic: Noise Hum Distortion And Echo — Configuration Lab</w:t>
       </w:r>
     </w:p>
     <w:p>
@@ -1751,7 +1782,7 @@
           <w:b w:val="0"/>
           <w:sz w:val="18"/>
         </w:rPr>
-        <w:t># Mode: Troubleshoot</w:t>
+        <w:t># Mode: Guided laboratory</w:t>
       </w:r>
     </w:p>
     <w:p>
@@ -1835,7 +1866,7 @@
           <w:b w:val="0"/>
           <w:sz w:val="18"/>
         </w:rPr>
-        <w:t>[ ] Practical procedure for "Networked Intercom Concepts" completed</w:t>
+        <w:t>[ ] Practical procedure for "Noise Hum Distortion And Echo — Configuration Lab" completed</w:t>
       </w:r>
     </w:p>
     <w:p>
@@ -5272,7 +5303,7 @@
           <w:b w:val="0"/>
           <w:sz w:val="22"/>
         </w:rPr>
-        <w:t>Objective addressed for Networked Intercom Concepts</w:t>
+        <w:t>Objective addressed for Noise Hum Distortion And Echo — Configuration Lab</w:t>
       </w:r>
     </w:p>
     <w:p>
@@ -5284,7 +5315,7 @@
           <w:b w:val="0"/>
           <w:sz w:val="22"/>
         </w:rPr>
-        <w:t>Troubleshoot practical completed</w:t>
+        <w:t>Guided laboratory practical completed</w:t>
       </w:r>
     </w:p>
     <w:p>
@@ -5376,7 +5407,7 @@
           <w:b w:val="0"/>
           <w:sz w:val="22"/>
         </w:rPr>
-        <w:t>Matches: Fault table with symptom, test, cause and fix; before/after screenshots or photos; final verification.</w:t>
+        <w:t>Matches: Baseline evidence, completed practical artifact, independent verification, safety/restoration record, and short professional report.</w:t>
       </w:r>
     </w:p>
     <w:p>
@@ -5408,7 +5439,7 @@
           <w:b w:val="0"/>
           <w:sz w:val="22"/>
         </w:rPr>
-        <w:t>Explain Networked Intercom Concepts without reading.</w:t>
+        <w:t>Explain Noise Hum Distortion And Echo — Configuration Lab without reading.</w:t>
       </w:r>
     </w:p>
     <w:p>
@@ -5500,7 +5531,7 @@
           <w:b w:val="0"/>
           <w:sz w:val="22"/>
         </w:rPr>
-        <w:t>Today is Day 124 (Troubleshoot) on Networked Intercom Concepts. I worked only in the authorized Beyond production communications lab. I completed the practical objective, verified with a second check, and packaged evidence. Main risk: unauthorized or unsafe action; control: checklist + supervisor escalation. Limitation: classroom/lab scope only. Next: continue the topic cycle and keep documentation reproducible.</w:t>
+        <w:t>Today is Day 124 (Guided laboratory) on Noise Hum Distortion And Echo — Configuration Lab. I worked only in the authorized Beyond production communications lab. I completed the practical objective, verified with a second check, and packaged evidence. Main risk: unauthorized or unsafe action; control: checklist + supervisor escalation. Limitation: classroom/lab scope only. Next: continue the topic cycle and keep documentation reproducible.</w:t>
       </w:r>
     </w:p>
     <w:p>
